--- a/Metodología de Desarrollo.docx
+++ b/Metodología de Desarrollo.docx
@@ -354,15 +354,7 @@
           </w:tcPr>
           <w:p>
             <w:r>
-              <w:t xml:space="preserve">Desarrolladores, diseñadores UI/UX y </w:t>
-            </w:r>
-            <w:proofErr w:type="spellStart"/>
-            <w:r>
-              <w:t>testers</w:t>
-            </w:r>
-            <w:proofErr w:type="spellEnd"/>
-            <w:r>
-              <w:t xml:space="preserve"> encargados de construir la plataforma web y móvil.</w:t>
+              <w:t>Desarrolladores, diseñadores UI/UX y testers encargados de construir la plataforma web y móvil.</w:t>
             </w:r>
           </w:p>
         </w:tc>
@@ -390,7 +382,6 @@
             <w:hideMark/>
           </w:tcPr>
           <w:p>
-            <w:proofErr w:type="spellStart"/>
             <w:r>
               <w:rPr>
                 <w:b/>
@@ -398,7 +389,6 @@
               </w:rPr>
               <w:t>Stakeholders</w:t>
             </w:r>
-            <w:proofErr w:type="spellEnd"/>
             <w:r>
               <w:t xml:space="preserve"> (Interesados)</w:t>
             </w:r>
@@ -494,23 +484,7 @@
           <w:b/>
           <w:bCs/>
         </w:rPr>
-        <w:t xml:space="preserve">Sprint </w:t>
-      </w:r>
-      <w:proofErr w:type="spellStart"/>
-      <w:r>
-        <w:rPr>
-          <w:b/>
-          <w:bCs/>
-        </w:rPr>
-        <w:t>Review</w:t>
-      </w:r>
-      <w:proofErr w:type="spellEnd"/>
-      <w:r>
-        <w:rPr>
-          <w:b/>
-          <w:bCs/>
-        </w:rPr>
-        <w:t>:</w:t>
+        <w:t>Sprint Review:</w:t>
       </w:r>
       <w:r>
         <w:t xml:space="preserve"> Demostración del sistema al personal del banco de comida para recibir retroalimentación inmediata.</w:t>
@@ -609,63 +583,6 @@
       </w:r>
     </w:p>
     <w:p>
-      <w:r>
-        <w:rPr>
-          <w:b/>
-          <w:bCs/>
-        </w:rPr>
-        <w:t>Nota Crítica:</w:t>
-      </w:r>
-      <w:r>
-        <w:t xml:space="preserve"> Dado que manejamos alimentos perecederos, la metodología priorizará el desarrollo del algoritmo </w:t>
-      </w:r>
-      <w:r>
-        <w:rPr>
-          <w:b/>
-          <w:bCs/>
-        </w:rPr>
-        <w:t>FEFO</w:t>
-      </w:r>
-      <w:r>
-        <w:t xml:space="preserve"> (</w:t>
-      </w:r>
-      <w:r>
-        <w:rPr>
-          <w:i/>
-          <w:iCs/>
-        </w:rPr>
-        <w:t xml:space="preserve">First </w:t>
-      </w:r>
-      <w:proofErr w:type="spellStart"/>
-      <w:r>
-        <w:rPr>
-          <w:i/>
-          <w:iCs/>
-        </w:rPr>
-        <w:t>Expired</w:t>
-      </w:r>
-      <w:proofErr w:type="spellEnd"/>
-      <w:r>
-        <w:rPr>
-          <w:i/>
-          <w:iCs/>
-        </w:rPr>
-        <w:t xml:space="preserve">, First </w:t>
-      </w:r>
-      <w:proofErr w:type="spellStart"/>
-      <w:r>
-        <w:rPr>
-          <w:i/>
-          <w:iCs/>
-        </w:rPr>
-        <w:t>Out</w:t>
-      </w:r>
-      <w:proofErr w:type="spellEnd"/>
-      <w:r>
-        <w:t xml:space="preserve"> - Primero en caducar, primero en salir) para minimizar el desperdicio.</w:t>
-      </w:r>
-    </w:p>
-    <w:p>
       <w:pPr>
         <w:rPr>
           <w:b/>
@@ -713,15 +630,7 @@
         <w:t>Comunicación:</w:t>
       </w:r>
       <w:r>
-        <w:t xml:space="preserve"> Slack o Microsoft </w:t>
-      </w:r>
-      <w:proofErr w:type="spellStart"/>
-      <w:r>
-        <w:t>Teams</w:t>
-      </w:r>
-      <w:proofErr w:type="spellEnd"/>
-      <w:r>
-        <w:t>.</w:t>
+        <w:t xml:space="preserve"> Slack o Microsoft Teams.</w:t>
       </w:r>
     </w:p>
     <w:p>
@@ -739,15 +648,7 @@
         <w:t>Control de Versiones:</w:t>
       </w:r>
       <w:r>
-        <w:t xml:space="preserve"> GitHub o </w:t>
-      </w:r>
-      <w:proofErr w:type="spellStart"/>
-      <w:r>
-        <w:t>GitLab</w:t>
-      </w:r>
-      <w:proofErr w:type="spellEnd"/>
-      <w:r>
-        <w:t>.</w:t>
+        <w:t xml:space="preserve"> GitHub o GitLab.</w:t>
       </w:r>
     </w:p>
     <w:p/>

--- a/Metodología de Desarrollo.docx
+++ b/Metodología de Desarrollo.docx
@@ -120,8 +120,8 @@
         <w:tblLook w:val="04A0" w:firstRow="1" w:lastRow="0" w:firstColumn="1" w:lastColumn="0" w:noHBand="0" w:noVBand="1"/>
       </w:tblPr>
       <w:tblGrid>
-        <w:gridCol w:w="2422"/>
-        <w:gridCol w:w="6400"/>
+        <w:gridCol w:w="2652"/>
+        <w:gridCol w:w="6170"/>
       </w:tblGrid>
       <w:tr>
         <w:trPr>
@@ -215,9 +215,6 @@
               </w:rPr>
               <w:t>Product Owner</w:t>
             </w:r>
-            <w:r>
-              <w:t xml:space="preserve"> (Dueño del Producto)</w:t>
-            </w:r>
           </w:p>
         </w:tc>
         <w:tc>
@@ -268,12 +265,27 @@
             <w:hideMark/>
           </w:tcPr>
           <w:p>
+            <w:pPr>
+              <w:rPr>
+                <w:b/>
+                <w:bCs/>
+              </w:rPr>
+            </w:pPr>
             <w:r>
               <w:rPr>
                 <w:b/>
                 <w:bCs/>
               </w:rPr>
               <w:t>Scrum Master</w:t>
+            </w:r>
+          </w:p>
+          <w:p>
+            <w:r>
+              <w:rPr>
+                <w:b/>
+                <w:bCs/>
+              </w:rPr>
+              <w:t>(Elian Medina, Daniel Beristain, María José Bazán)</w:t>
             </w:r>
           </w:p>
         </w:tc>
@@ -325,12 +337,23 @@
             <w:hideMark/>
           </w:tcPr>
           <w:p>
+            <w:pPr>
+              <w:rPr>
+                <w:b/>
+                <w:bCs/>
+              </w:rPr>
+            </w:pPr>
             <w:r>
               <w:rPr>
                 <w:b/>
                 <w:bCs/>
               </w:rPr>
               <w:t>Equipo de Desarrollo</w:t>
+            </w:r>
+          </w:p>
+          <w:p>
+            <w:r>
+              <w:t>(Carlos Bañuelos, David Martínez, Nestor Antoine)</w:t>
             </w:r>
           </w:p>
         </w:tc>
@@ -354,73 +377,26 @@
           </w:tcPr>
           <w:p>
             <w:r>
-              <w:t>Desarrolladores, diseñadores UI/UX y testers encargados de construir la plataforma web y móvil.</w:t>
+              <w:t xml:space="preserve">Desarrolladores, diseñadores UI/UX y </w:t>
             </w:r>
-          </w:p>
-        </w:tc>
-      </w:tr>
-      <w:tr>
-        <w:trPr>
-          <w:tblCellSpacing w:w="15" w:type="dxa"/>
-        </w:trPr>
-        <w:tc>
-          <w:tcPr>
-            <w:tcW w:w="0" w:type="auto"/>
-            <w:tcBorders>
-              <w:top w:val="single" w:sz="6" w:space="0" w:color="C4C7C5"/>
-              <w:left w:val="single" w:sz="6" w:space="0" w:color="C4C7C5"/>
-              <w:bottom w:val="single" w:sz="6" w:space="0" w:color="C4C7C5"/>
-              <w:right w:val="single" w:sz="6" w:space="0" w:color="C4C7C5"/>
-            </w:tcBorders>
-            <w:tcMar>
-              <w:top w:w="120" w:type="dxa"/>
-              <w:left w:w="180" w:type="dxa"/>
-              <w:bottom w:w="120" w:type="dxa"/>
-              <w:right w:w="180" w:type="dxa"/>
-            </w:tcMar>
-            <w:vAlign w:val="center"/>
-            <w:hideMark/>
-          </w:tcPr>
-          <w:p>
+            <w:proofErr w:type="spellStart"/>
             <w:r>
-              <w:rPr>
-                <w:b/>
-                <w:bCs/>
-              </w:rPr>
-              <w:t>Stakeholders</w:t>
+              <w:t>testers</w:t>
             </w:r>
+            <w:proofErr w:type="spellEnd"/>
             <w:r>
-              <w:t xml:space="preserve"> (Interesados)</w:t>
-            </w:r>
-          </w:p>
-        </w:tc>
-        <w:tc>
-          <w:tcPr>
-            <w:tcW w:w="0" w:type="auto"/>
-            <w:tcBorders>
-              <w:top w:val="single" w:sz="6" w:space="0" w:color="C4C7C5"/>
-              <w:left w:val="single" w:sz="6" w:space="0" w:color="C4C7C5"/>
-              <w:bottom w:val="single" w:sz="6" w:space="0" w:color="C4C7C5"/>
-              <w:right w:val="single" w:sz="6" w:space="0" w:color="C4C7C5"/>
-            </w:tcBorders>
-            <w:tcMar>
-              <w:top w:w="120" w:type="dxa"/>
-              <w:left w:w="180" w:type="dxa"/>
-              <w:bottom w:w="120" w:type="dxa"/>
-              <w:right w:w="180" w:type="dxa"/>
-            </w:tcMar>
-            <w:vAlign w:val="center"/>
-            <w:hideMark/>
-          </w:tcPr>
-          <w:p>
-            <w:r>
-              <w:t>Donantes, conductores de reparto y voluntarios que validan que la app sea fácil de usar en el campo.</w:t>
+              <w:t xml:space="preserve"> encargados de construir la plataforma web y móvil.</w:t>
             </w:r>
           </w:p>
         </w:tc>
       </w:tr>
     </w:tbl>
     <w:p/>
+    <w:p/>
+    <w:p/>
+    <w:p/>
+    <w:p/>
+    <w:p/>
     <w:p>
       <w:pPr>
         <w:rPr>
@@ -433,6 +409,7 @@
           <w:b/>
           <w:bCs/>
         </w:rPr>
+        <w:lastRenderedPageBreak/>
         <w:t>3. Artefactos y Eventos</w:t>
       </w:r>
     </w:p>
@@ -484,7 +461,23 @@
           <w:b/>
           <w:bCs/>
         </w:rPr>
-        <w:t>Sprint Review:</w:t>
+        <w:t xml:space="preserve">Sprint </w:t>
+      </w:r>
+      <w:proofErr w:type="spellStart"/>
+      <w:r>
+        <w:rPr>
+          <w:b/>
+          <w:bCs/>
+        </w:rPr>
+        <w:t>Review</w:t>
+      </w:r>
+      <w:proofErr w:type="spellEnd"/>
+      <w:r>
+        <w:rPr>
+          <w:b/>
+          <w:bCs/>
+        </w:rPr>
+        <w:t>:</w:t>
       </w:r>
       <w:r>
         <w:t xml:space="preserve"> Demostración del sistema al personal del banco de comida para recibir retroalimentación inmediata.</w:t>
@@ -594,6 +587,20 @@
           <w:b/>
           <w:bCs/>
         </w:rPr>
+        <w:t>X</w:t>
+      </w:r>
+      <w:r>
+        <w:rPr>
+          <w:b/>
+          <w:bCs/>
+        </w:rPr>
+        <w:tab/>
+      </w:r>
+      <w:r>
+        <w:rPr>
+          <w:b/>
+          <w:bCs/>
+        </w:rPr>
         <w:t>5. Herramientas Sugeridas</w:t>
       </w:r>
     </w:p>
@@ -630,7 +637,15 @@
         <w:t>Comunicación:</w:t>
       </w:r>
       <w:r>
-        <w:t xml:space="preserve"> Slack o Microsoft Teams.</w:t>
+        <w:t xml:space="preserve"> Slack o Microsoft </w:t>
+      </w:r>
+      <w:proofErr w:type="spellStart"/>
+      <w:r>
+        <w:t>Teams</w:t>
+      </w:r>
+      <w:proofErr w:type="spellEnd"/>
+      <w:r>
+        <w:t>.</w:t>
       </w:r>
     </w:p>
     <w:p>
@@ -648,7 +663,15 @@
         <w:t>Control de Versiones:</w:t>
       </w:r>
       <w:r>
-        <w:t xml:space="preserve"> GitHub o GitLab.</w:t>
+        <w:t xml:space="preserve"> GitHub o </w:t>
+      </w:r>
+      <w:proofErr w:type="spellStart"/>
+      <w:r>
+        <w:t>GitLab</w:t>
+      </w:r>
+      <w:proofErr w:type="spellEnd"/>
+      <w:r>
+        <w:t>.</w:t>
       </w:r>
     </w:p>
     <w:p/>
